--- a/internal_doc/03.开发设计/Story_sequoiasql-mysql实例管理工具重构.docx
+++ b/internal_doc/03.开发设计/Story_sequoiasql-mysql实例管理工具重构.docx
@@ -1073,7 +1073,7 @@
               <w:rPr>
                 <w:rFonts w:hint="eastAsia"/>
               </w:rPr>
-              <w:t>P</w:t>
+              <w:t>p</w:t>
             </w:r>
             <w:r>
               <w:t xml:space="preserve"> PORT]</w:t>
@@ -1703,7 +1703,7 @@
               <w:rPr>
                 <w:rFonts w:hint="eastAsia"/>
               </w:rPr>
-              <w:t>P</w:t>
+              <w:t>p</w:t>
             </w:r>
             <w:r>
               <w:t xml:space="preserve"> PORT]</w:t>
@@ -2151,7 +2151,7 @@
         <w:rPr>
           <w:rFonts w:hint="eastAsia"/>
         </w:rPr>
-        <w:t>检测端口号是否符合范围、检测端口号是否冲突</w:t>
+        <w:t>检测端口号是否符合范围</w:t>
       </w:r>
     </w:p>
     <w:p>
@@ -2304,6 +2304,24 @@
           <w:rFonts w:hint="eastAsia"/>
         </w:rPr>
         <w:t>.</w:t>
+      </w:r>
+      <w:r>
+        <w:rPr>
+          <w:rFonts w:hint="eastAsia"/>
+        </w:rPr>
+        <w:t xml:space="preserve"> </w:t>
+      </w:r>
+      <w:r>
+        <w:rPr>
+          <w:rFonts w:hint="eastAsia"/>
+        </w:rPr>
+        <w:t>检测端口号是否冲突</w:t>
+      </w:r>
+      <w:r>
+        <w:rPr>
+          <w:rFonts w:hint="eastAsia"/>
+        </w:rPr>
+        <w:t>,</w:t>
       </w:r>
       <w:r>
         <w:rPr>
@@ -3318,6 +3336,7 @@
         <w:rPr>
           <w:rFonts w:hint="eastAsia"/>
         </w:rPr>
+        <w:lastRenderedPageBreak/>
         <w:t xml:space="preserve">               start &lt; </w:t>
       </w:r>
       <w:r>
@@ -4580,6 +4599,7 @@
               <w:ind w:left="0"/>
             </w:pPr>
             <w:r>
+              <w:lastRenderedPageBreak/>
               <w:t>sequoiadb_debug_log</w:t>
             </w:r>
           </w:p>
@@ -4675,7 +4695,6 @@
               <w:t>是否打印</w:t>
             </w:r>
             <w:r>
-              <w:lastRenderedPageBreak/>
               <w:t>debug</w:t>
             </w:r>
             <w:r>
@@ -4694,7 +4713,6 @@
               <w:ind w:left="0"/>
             </w:pPr>
             <w:r>
-              <w:lastRenderedPageBreak/>
               <w:t>max_connections</w:t>
             </w:r>
           </w:p>
@@ -4971,7 +4989,69 @@
         </w:tc>
       </w:tr>
     </w:tbl>
-    <w:p/>
+    <w:p>
+      <w:pPr>
+        <w:rPr>
+          <w:rFonts w:hint="eastAsia"/>
+        </w:rPr>
+      </w:pPr>
+    </w:p>
+    <w:p>
+      <w:r>
+        <w:rPr>
+          <w:rFonts w:hint="eastAsia"/>
+        </w:rPr>
+        <w:t>11. run</w:t>
+      </w:r>
+      <w:r>
+        <w:rPr>
+          <w:rFonts w:hint="eastAsia"/>
+        </w:rPr>
+        <w:t>包部分去掉</w:t>
+      </w:r>
+      <w:r>
+        <w:rPr>
+          <w:rFonts w:hint="eastAsia"/>
+        </w:rPr>
+        <w:t>install</w:t>
+      </w:r>
+      <w:r>
+        <w:rPr>
+          <w:rFonts w:hint="eastAsia"/>
+        </w:rPr>
+        <w:t>Instance</w:t>
+      </w:r>
+      <w:r>
+        <w:rPr>
+          <w:rFonts w:hint="eastAsia"/>
+        </w:rPr>
+        <w:t>参数，不再</w:t>
+      </w:r>
+      <w:r>
+        <w:rPr>
+          <w:rFonts w:hint="eastAsia"/>
+        </w:rPr>
+        <w:t>run</w:t>
+      </w:r>
+      <w:r>
+        <w:rPr>
+          <w:rFonts w:hint="eastAsia"/>
+        </w:rPr>
+        <w:t>包中添加默认实例，用户手动安装，和</w:t>
+      </w:r>
+      <w:r>
+        <w:rPr>
+          <w:rFonts w:hint="eastAsia"/>
+        </w:rPr>
+        <w:t>pg</w:t>
+      </w:r>
+      <w:r>
+        <w:rPr>
+          <w:rFonts w:hint="eastAsia"/>
+        </w:rPr>
+        <w:t>保持一致</w:t>
+      </w:r>
+    </w:p>
     <w:p>
       <w:pPr>
         <w:pStyle w:val="Heading2"/>
@@ -6081,7 +6161,14 @@
               <w:rPr>
                 <w:rFonts w:hint="eastAsia"/>
               </w:rPr>
-              <w:t>目录下配置文件清除成功，数据目录清除成功，</w:t>
+              <w:t>目录下配置文件</w:t>
+            </w:r>
+            <w:r>
+              <w:rPr>
+                <w:rFonts w:hint="eastAsia"/>
+              </w:rPr>
+              <w:lastRenderedPageBreak/>
+              <w:t>清除成功，数据目录清除成功，</w:t>
             </w:r>
             <w:r>
               <w:rPr>

--- a/internal_doc/03.开发设计/Story_sequoiasql-mysql实例管理工具重构.docx
+++ b/internal_doc/03.开发设计/Story_sequoiasql-mysql实例管理工具重构.docx
@@ -678,6 +678,9 @@
           <w:numId w:val="19"/>
         </w:numPr>
         <w:ind w:firstLineChars="0"/>
+        <w:rPr>
+          <w:rFonts w:hint="eastAsia"/>
+        </w:rPr>
       </w:pPr>
       <w:r>
         <w:rPr>
@@ -700,6 +703,40 @@
     </w:p>
     <w:p>
       <w:pPr>
+        <w:pStyle w:val="ListParagraph"/>
+        <w:numPr>
+          <w:ilvl w:val="0"/>
+          <w:numId w:val="19"/>
+        </w:numPr>
+        <w:ind w:firstLineChars="0"/>
+      </w:pPr>
+      <w:r>
+        <w:rPr>
+          <w:rFonts w:hint="eastAsia"/>
+        </w:rPr>
+        <w:t>将实例管理工具</w:t>
+      </w:r>
+      <w:r>
+        <w:rPr>
+          <w:rFonts w:hint="eastAsia"/>
+        </w:rPr>
+        <w:t>sdb_mysql_ctl</w:t>
+      </w:r>
+      <w:r>
+        <w:rPr>
+          <w:rFonts w:hint="eastAsia"/>
+        </w:rPr>
+        <w:t>改名为</w:t>
+      </w:r>
+      <w:r>
+        <w:rPr>
+          <w:rFonts w:hint="eastAsia"/>
+        </w:rPr>
+        <w:t>sdb_sql_ctl</w:t>
+      </w:r>
+    </w:p>
+    <w:p>
+      <w:pPr>
         <w:pStyle w:val="Heading2"/>
       </w:pPr>
       <w:r>
@@ -836,7 +873,7 @@
         <w:rPr>
           <w:rFonts w:hint="eastAsia"/>
         </w:rPr>
-        <w:t>sdb_mysql_ctl</w:t>
+        <w:t>sdb_sql_ctl</w:t>
       </w:r>
       <w:r>
         <w:rPr>
@@ -977,7 +1014,13 @@
               <w:rPr>
                 <w:rFonts w:hint="eastAsia"/>
               </w:rPr>
-              <w:t xml:space="preserve">sdb_mysql_ctl </w:t>
+              <w:t>sdb_sql_ctl</w:t>
+            </w:r>
+            <w:r>
+              <w:rPr>
+                <w:rFonts w:hint="eastAsia"/>
+              </w:rPr>
+              <w:t xml:space="preserve"> </w:t>
             </w:r>
             <w:r>
               <w:t>list</w:t>
@@ -1046,7 +1089,13 @@
               <w:rPr>
                 <w:rFonts w:hint="eastAsia"/>
               </w:rPr>
-              <w:t>sdb_mysql_ctl addi</w:t>
+              <w:t>sdb_</w:t>
+            </w:r>
+            <w:r>
+              <w:rPr>
+                <w:rFonts w:hint="eastAsia"/>
+              </w:rPr>
+              <w:t>sql_ctl addi</w:t>
             </w:r>
             <w:r>
               <w:t>nst</w:t>
@@ -1217,7 +1266,13 @@
               <w:rPr>
                 <w:rFonts w:hint="eastAsia"/>
               </w:rPr>
-              <w:t>sdb_mysql_ctl deli</w:t>
+              <w:t>sdb_</w:t>
+            </w:r>
+            <w:r>
+              <w:rPr>
+                <w:rFonts w:hint="eastAsia"/>
+              </w:rPr>
+              <w:t>sql_ctl deli</w:t>
             </w:r>
             <w:r>
               <w:t>nst</w:t>
@@ -1286,7 +1341,13 @@
               <w:rPr>
                 <w:rFonts w:hint="eastAsia"/>
               </w:rPr>
-              <w:t xml:space="preserve">sdb_mysql_ctl start </w:t>
+              <w:t>sdb_</w:t>
+            </w:r>
+            <w:r>
+              <w:rPr>
+                <w:rFonts w:hint="eastAsia"/>
+              </w:rPr>
+              <w:t xml:space="preserve">sql_ctl start </w:t>
             </w:r>
             <w:r>
               <w:t>&lt;INSTNAME&gt;</w:t>
@@ -1355,7 +1416,13 @@
               <w:rPr>
                 <w:rFonts w:hint="eastAsia"/>
               </w:rPr>
-              <w:t>sdb_mysql_ctl startall</w:t>
+              <w:t>sdb_</w:t>
+            </w:r>
+            <w:r>
+              <w:rPr>
+                <w:rFonts w:hint="eastAsia"/>
+              </w:rPr>
+              <w:t>sql_ctl startall</w:t>
             </w:r>
             <w:r>
               <w:rPr>
@@ -1421,7 +1488,13 @@
               <w:rPr>
                 <w:rFonts w:hint="eastAsia"/>
               </w:rPr>
-              <w:t xml:space="preserve">sdb_mysql_ctl stop </w:t>
+              <w:t>sdb_s</w:t>
+            </w:r>
+            <w:r>
+              <w:rPr>
+                <w:rFonts w:hint="eastAsia"/>
+              </w:rPr>
+              <w:t xml:space="preserve">ql_ctl stop </w:t>
             </w:r>
             <w:r>
               <w:t>&lt;INSTNAME&gt;</w:t>
@@ -1490,7 +1563,13 @@
               <w:rPr>
                 <w:rFonts w:hint="eastAsia"/>
               </w:rPr>
-              <w:t>sdb_mysql_ctl stopall</w:t>
+              <w:t>sdb_</w:t>
+            </w:r>
+            <w:r>
+              <w:rPr>
+                <w:rFonts w:hint="eastAsia"/>
+              </w:rPr>
+              <w:t>sql_ctl stopall</w:t>
             </w:r>
             <w:r>
               <w:rPr>
@@ -1556,7 +1635,13 @@
               <w:rPr>
                 <w:rFonts w:hint="eastAsia"/>
               </w:rPr>
-              <w:t xml:space="preserve">sdb_mysql_ctl restart </w:t>
+              <w:t>sdb_</w:t>
+            </w:r>
+            <w:r>
+              <w:rPr>
+                <w:rFonts w:hint="eastAsia"/>
+              </w:rPr>
+              <w:t xml:space="preserve">sql_ctl restart </w:t>
             </w:r>
             <w:r>
               <w:t>&lt;INSTNAME&gt;</w:t>
@@ -1625,7 +1710,13 @@
               <w:rPr>
                 <w:rFonts w:hint="eastAsia"/>
               </w:rPr>
-              <w:t xml:space="preserve">sdb_mysql_ctl status </w:t>
+              <w:t>sdb_</w:t>
+            </w:r>
+            <w:r>
+              <w:rPr>
+                <w:rFonts w:hint="eastAsia"/>
+              </w:rPr>
+              <w:t xml:space="preserve">sql_ctl status </w:t>
             </w:r>
             <w:r>
               <w:t>&lt;INSTNAME&gt;</w:t>
@@ -4989,13 +5080,7 @@
         </w:tc>
       </w:tr>
     </w:tbl>
-    <w:p>
-      <w:pPr>
-        <w:rPr>
-          <w:rFonts w:hint="eastAsia"/>
-        </w:rPr>
-      </w:pPr>
-    </w:p>
+    <w:p/>
     <w:p>
       <w:r>
         <w:rPr>
